--- a/FA_overview.docx
+++ b/FA_overview.docx
@@ -15837,711 +15837,6 @@
         </w:drawing>
       </w:r>
       <w:r>
-        <w:rPr>
-          <w:noProof/>
-        </w:rPr>
-        <mc:AlternateContent>
-          <mc:Choice Requires="wps">
-            <w:drawing>
-              <wp:anchor distT="45720" distB="45720" distL="114300" distR="114300" simplePos="0" relativeHeight="251780096" behindDoc="0" locked="0" layoutInCell="1" allowOverlap="1" wp14:anchorId="2A794D37" wp14:editId="012413F7">
-                <wp:simplePos x="0" y="0"/>
-                <wp:positionH relativeFrom="column">
-                  <wp:posOffset>-622300</wp:posOffset>
-                </wp:positionH>
-                <wp:positionV relativeFrom="paragraph">
-                  <wp:posOffset>2578736</wp:posOffset>
-                </wp:positionV>
-                <wp:extent cx="5614035" cy="3771900"/>
-                <wp:effectExtent l="0" t="0" r="0" b="0"/>
-                <wp:wrapNone/>
-                <wp:docPr id="99742173" name="Text Box 2"/>
-                <wp:cNvGraphicFramePr>
-                  <a:graphicFrameLocks xmlns:a="http://schemas.openxmlformats.org/drawingml/2006/main"/>
-                </wp:cNvGraphicFramePr>
-                <a:graphic xmlns:a="http://schemas.openxmlformats.org/drawingml/2006/main">
-                  <a:graphicData uri="http://schemas.microsoft.com/office/word/2010/wordprocessingShape">
-                    <wps:wsp>
-                      <wps:cNvSpPr txBox="1">
-                        <a:spLocks noChangeArrowheads="1"/>
-                      </wps:cNvSpPr>
-                      <wps:spPr bwMode="auto">
-                        <a:xfrm>
-                          <a:off x="0" y="0"/>
-                          <a:ext cx="5614035" cy="3771900"/>
-                        </a:xfrm>
-                        <a:prstGeom prst="rect">
-                          <a:avLst/>
-                        </a:prstGeom>
-                        <a:noFill/>
-                        <a:ln w="9525">
-                          <a:noFill/>
-                          <a:miter lim="800000"/>
-                          <a:headEnd/>
-                          <a:tailEnd/>
-                        </a:ln>
-                      </wps:spPr>
-                      <wps:txbx>
-                        <w:txbxContent>
-                          <w:p>
-                            <w:pPr>
-                              <w:spacing w:after="0"/>
-                              <w:rPr>
-                                <w:rFonts w:ascii="Avenir Next LT Pro" w:hAnsi="Avenir Next LT Pro"/>
-                                <w:sz w:val="20"/>
-                                <w:szCs w:val="20"/>
-                              </w:rPr>
-                            </w:pPr>
-                            <w:r>
-                              <w:rPr>
-                                <w:rFonts w:ascii="Avenir Next LT Pro" w:hAnsi="Avenir Next LT Pro"/>
-                                <w:b/>
-                                <w:bCs/>
-                                <w:sz w:val="20"/>
-                                <w:szCs w:val="20"/>
-                              </w:rPr>
-                              <w:t xml:space="preserve">Where? </w:t>
-                            </w:r>
-                            <w:r>
-                              <w:rPr>
-                                <w:rFonts w:ascii="Avenir Next LT Pro" w:hAnsi="Avenir Next LT Pro"/>
-                                <w:sz w:val="20"/>
-                                <w:szCs w:val="20"/>
-                              </w:rPr>
-                              <w:t>Oklahoma City Thunder</w:t>
-                            </w:r>
-                          </w:p>
-                          <w:p>
-                            <w:pPr>
-                              <w:spacing w:after="0"/>
-                              <w:rPr>
-                                <w:rFonts w:ascii="Avenir Next LT Pro" w:hAnsi="Avenir Next LT Pro"/>
-                                <w:sz w:val="6"/>
-                                <w:szCs w:val="6"/>
-                              </w:rPr>
-                            </w:pPr>
-                          </w:p>
-                          <w:p>
-                            <w:pPr>
-                              <w:spacing w:after="0"/>
-                              <w:rPr>
-                                <w:rFonts w:ascii="Avenir Next LT Pro" w:hAnsi="Avenir Next LT Pro"/>
-                                <w:sz w:val="20"/>
-                                <w:szCs w:val="20"/>
-                              </w:rPr>
-                            </w:pPr>
-                            <w:r>
-                              <w:rPr>
-                                <w:rFonts w:ascii="Avenir Next LT Pro" w:hAnsi="Avenir Next LT Pro"/>
-                                <w:b/>
-                                <w:bCs/>
-                                <w:sz w:val="20"/>
-                                <w:szCs w:val="20"/>
-                              </w:rPr>
-                              <w:t xml:space="preserve">Why? </w:t>
-                            </w:r>
-                            <w:r>
-                              <w:rPr>
-                                <w:rFonts w:ascii="Avenir Next LT Pro" w:hAnsi="Avenir Next LT Pro"/>
-                                <w:sz w:val="20"/>
-                                <w:szCs w:val="20"/>
-                              </w:rPr>
-                              <w:t xml:space="preserve">Do I really need to sell you on adding Jones’ defensive talent alongside this young </w:t>
-                            </w:r>
-                          </w:p>
-                          <w:p>
-                            <w:pPr>
-                              <w:spacing w:after="0"/>
-                              <w:rPr>
-                                <w:rFonts w:ascii="Avenir Next LT Pro" w:hAnsi="Avenir Next LT Pro"/>
-                                <w:color w:val="000000" w:themeColor="text1"/>
-                                <w:sz w:val="20"/>
-                                <w:szCs w:val="20"/>
-                              </w:rPr>
-                            </w:pPr>
-                            <w:r>
-                              <w:rPr>
-                                <w:rFonts w:ascii="Avenir Next LT Pro" w:hAnsi="Avenir Next LT Pro"/>
-                                <w:sz w:val="20"/>
-                                <w:szCs w:val="20"/>
-                              </w:rPr>
-                              <w:t>up</w:t>
-                            </w:r>
-                            <w:r>
-                              <w:rPr>
-                                <w:rFonts w:ascii="Avenir Next LT Pro" w:hAnsi="Avenir Next LT Pro"/>
-                                <w:sz w:val="20"/>
-                                <w:szCs w:val="20"/>
-                              </w:rPr>
-                              <w:t>-</w:t>
-                            </w:r>
-                            <w:r>
-                              <w:rPr>
-                                <w:rFonts w:ascii="Avenir Next LT Pro" w:hAnsi="Avenir Next LT Pro"/>
-                                <w:sz w:val="20"/>
-                                <w:szCs w:val="20"/>
-                              </w:rPr>
-                              <w:t>and</w:t>
-                            </w:r>
-                            <w:r>
-                              <w:rPr>
-                                <w:rFonts w:ascii="Avenir Next LT Pro" w:hAnsi="Avenir Next LT Pro"/>
-                                <w:sz w:val="20"/>
-                                <w:szCs w:val="20"/>
-                              </w:rPr>
-                              <w:t>-</w:t>
-                            </w:r>
-                            <w:r>
-                              <w:rPr>
-                                <w:rFonts w:ascii="Avenir Next LT Pro" w:hAnsi="Avenir Next LT Pro"/>
-                                <w:sz w:val="20"/>
-                                <w:szCs w:val="20"/>
-                              </w:rPr>
-                              <w:t xml:space="preserve">coming core of Shai, Giddey, Williams, and Holmgren? Not only </w:t>
-                            </w:r>
-                            <w:r>
-                              <w:rPr>
-                                <w:rFonts w:ascii="Avenir Next LT Pro" w:hAnsi="Avenir Next LT Pro"/>
-                                <w:sz w:val="20"/>
-                                <w:szCs w:val="20"/>
-                              </w:rPr>
-                              <w:t>is his skillset an outstanding compliment</w:t>
-                            </w:r>
-                            <w:r>
-                              <w:rPr>
-                                <w:rFonts w:ascii="Avenir Next LT Pro" w:hAnsi="Avenir Next LT Pro"/>
-                                <w:sz w:val="20"/>
-                                <w:szCs w:val="20"/>
-                              </w:rPr>
-                              <w:t xml:space="preserve"> </w:t>
-                            </w:r>
-                            <w:r>
-                              <w:rPr>
-                                <w:rFonts w:ascii="Avenir Next LT Pro" w:hAnsi="Avenir Next LT Pro"/>
-                                <w:sz w:val="20"/>
-                                <w:szCs w:val="20"/>
-                              </w:rPr>
-                              <w:t>to</w:t>
-                            </w:r>
-                            <w:r>
-                              <w:rPr>
-                                <w:rFonts w:ascii="Avenir Next LT Pro" w:hAnsi="Avenir Next LT Pro"/>
-                                <w:sz w:val="20"/>
-                                <w:szCs w:val="20"/>
-                              </w:rPr>
-                              <w:t xml:space="preserve"> this group, but he’s the perfect age that won’t force OKC to speed up their rebuild if acquired. </w:t>
-                            </w:r>
-                          </w:p>
-                          <w:p>
-                            <w:pPr>
-                              <w:spacing w:after="0"/>
-                              <w:rPr>
-                                <w:rFonts w:ascii="Avenir Next LT Pro" w:hAnsi="Avenir Next LT Pro"/>
-                                <w:sz w:val="6"/>
-                                <w:szCs w:val="6"/>
-                              </w:rPr>
-                            </w:pPr>
-                          </w:p>
-                          <w:p>
-                            <w:pPr>
-                              <w:spacing w:after="0"/>
-                              <w:rPr>
-                                <w:rFonts w:ascii="Avenir Next LT Pro" w:hAnsi="Avenir Next LT Pro"/>
-                                <w:sz w:val="20"/>
-                                <w:szCs w:val="20"/>
-                              </w:rPr>
-                            </w:pPr>
-                            <w:r>
-                              <w:rPr>
-                                <w:rFonts w:ascii="Avenir Next LT Pro" w:hAnsi="Avenir Next LT Pro"/>
-                                <w:b/>
-                                <w:bCs/>
-                                <w:sz w:val="20"/>
-                                <w:szCs w:val="20"/>
-                              </w:rPr>
-                              <w:t xml:space="preserve">How? </w:t>
-                            </w:r>
-                            <w:r>
-                              <w:rPr>
-                                <w:rFonts w:ascii="Avenir Next LT Pro" w:hAnsi="Avenir Next LT Pro"/>
-                                <w:sz w:val="20"/>
-                                <w:szCs w:val="20"/>
-                              </w:rPr>
-                              <w:t xml:space="preserve">Jones being a restricted free agent obviously complicates things. He could sign an offer sheet with the Thunder using their cap space, but New Orleans is going to be very hesitant to let him walk. If OKC wants to goes this route and actually get him they’re going to have to up their offer. However, due to the </w:t>
-                            </w:r>
-                            <w:r>
-                              <w:rPr>
-                                <w:rFonts w:ascii="Avenir Next LT Pro" w:hAnsi="Avenir Next LT Pro"/>
-                                <w:i/>
-                                <w:iCs/>
-                                <w:sz w:val="20"/>
-                                <w:szCs w:val="20"/>
-                              </w:rPr>
-                              <w:t>Arenas Provision</w:t>
-                            </w:r>
-                            <w:r>
-                              <w:rPr>
-                                <w:rFonts w:ascii="Avenir Next LT Pro" w:hAnsi="Avenir Next LT Pro"/>
-                                <w:sz w:val="20"/>
-                                <w:szCs w:val="20"/>
-                              </w:rPr>
-                              <w:t xml:space="preserve">, </w:t>
-                            </w:r>
-                            <w:r>
-                              <w:rPr>
-                                <w:rFonts w:ascii="Avenir Next LT Pro" w:hAnsi="Avenir Next LT Pro"/>
-                                <w:sz w:val="20"/>
-                                <w:szCs w:val="20"/>
-                              </w:rPr>
-                              <w:t>OKC would have to fit the average value of the entire contract into their cap space this season, even though they could only offer up to the NTMLE in season 1 of the deal. This would come out to</w:t>
-                            </w:r>
-                            <w:r>
-                              <w:rPr>
-                                <w:rFonts w:ascii="Avenir Next LT Pro" w:hAnsi="Avenir Next LT Pro"/>
-                                <w:sz w:val="20"/>
-                                <w:szCs w:val="20"/>
-                              </w:rPr>
-                              <w:t xml:space="preserve"> about</w:t>
-                            </w:r>
-                            <w:r>
-                              <w:rPr>
-                                <w:rFonts w:ascii="Avenir Next LT Pro" w:hAnsi="Avenir Next LT Pro"/>
-                                <w:sz w:val="20"/>
-                                <w:szCs w:val="20"/>
-                              </w:rPr>
-                              <w:t xml:space="preserve"> a </w:t>
-                            </w:r>
-                          </w:p>
-                          <w:p>
-                            <w:pPr>
-                              <w:spacing w:after="0"/>
-                              <w:rPr>
-                                <w:rFonts w:ascii="Avenir Next LT Pro" w:hAnsi="Avenir Next LT Pro"/>
-                                <w:sz w:val="20"/>
-                                <w:szCs w:val="20"/>
-                              </w:rPr>
-                            </w:pPr>
-                            <w:r>
-                              <w:rPr>
-                                <w:rFonts w:ascii="Avenir Next LT Pro" w:hAnsi="Avenir Next LT Pro"/>
-                                <w:sz w:val="20"/>
-                                <w:szCs w:val="20"/>
-                              </w:rPr>
-                              <w:t>4yr / $66.4M</w:t>
-                            </w:r>
-                            <w:r>
-                              <w:rPr>
-                                <w:rFonts w:ascii="Avenir Next LT Pro" w:hAnsi="Avenir Next LT Pro"/>
-                                <w:sz w:val="20"/>
-                                <w:szCs w:val="20"/>
-                              </w:rPr>
-                              <w:t xml:space="preserve"> deal being the most they could offer in an offer sheet. NOLA can only offer about 4yrs / $52M</w:t>
-                            </w:r>
-                            <w:r>
-                              <w:rPr>
-                                <w:rFonts w:ascii="Avenir Next LT Pro" w:hAnsi="Avenir Next LT Pro"/>
-                                <w:sz w:val="20"/>
-                                <w:szCs w:val="20"/>
-                              </w:rPr>
-                              <w:t xml:space="preserve"> to Jones if he doesn’t get an offer sheet elsewhere. The Thunder doing this would make them end up paying more, but they’re likely going to match regardless.</w:t>
-                            </w:r>
-                          </w:p>
-                          <w:p>
-                            <w:pPr>
-                              <w:spacing w:after="0"/>
-                              <w:rPr>
-                                <w:rFonts w:ascii="Avenir Next LT Pro" w:hAnsi="Avenir Next LT Pro"/>
-                                <w:sz w:val="6"/>
-                                <w:szCs w:val="6"/>
-                              </w:rPr>
-                            </w:pPr>
-                          </w:p>
-                          <w:p>
-                            <w:pPr>
-                              <w:spacing w:after="0"/>
-                              <w:rPr>
-                                <w:rFonts w:ascii="Avenir Next LT Pro" w:hAnsi="Avenir Next LT Pro"/>
-                                <w:sz w:val="20"/>
-                                <w:szCs w:val="20"/>
-                              </w:rPr>
-                            </w:pPr>
-                            <w:r>
-                              <w:rPr>
-                                <w:rFonts w:ascii="Avenir Next LT Pro" w:hAnsi="Avenir Next LT Pro"/>
-                                <w:sz w:val="20"/>
-                                <w:szCs w:val="20"/>
-                              </w:rPr>
-                              <w:t xml:space="preserve">The Thunder do have another option though: attempt to acquire Jones in a sign-and-trade. </w:t>
-                            </w:r>
-                            <w:r>
-                              <w:rPr>
-                                <w:rFonts w:ascii="Avenir Next LT Pro" w:hAnsi="Avenir Next LT Pro"/>
-                                <w:sz w:val="20"/>
-                                <w:szCs w:val="20"/>
-                              </w:rPr>
-                              <w:t>The Pelicans wouldn’t be able to receive a player like Lu Dort in the trade, who may not be in the Thunder’s long-term plan after they drafted Cason Wallace, due to base year compensation rules. NOLA could try to take back a lower salary, shot-in-the-dark type player like Mann, Wiggins, or Robinson-Earl, but it may not be worth it for them to hard-cap themselves at the first apron to do so</w:t>
-                            </w:r>
-                            <w:r>
-                              <w:rPr>
-                                <w:rFonts w:ascii="Avenir Next LT Pro" w:hAnsi="Avenir Next LT Pro"/>
-                                <w:sz w:val="20"/>
-                                <w:szCs w:val="20"/>
-                              </w:rPr>
-                              <w:t xml:space="preserve"> (since they are already pre</w:t>
-                            </w:r>
-                            <w:r>
-                              <w:rPr>
-                                <w:rFonts w:ascii="Avenir Next LT Pro" w:hAnsi="Avenir Next LT Pro"/>
-                                <w:sz w:val="20"/>
-                                <w:szCs w:val="20"/>
-                              </w:rPr>
-                              <w:t>. The Thunder have plenty of draft assets still, so if they want to get this done, that may be what it takes.</w:t>
-                            </w:r>
-                          </w:p>
-                        </w:txbxContent>
-                      </wps:txbx>
-                      <wps:bodyPr rot="0" vert="horz" wrap="square" lIns="91440" tIns="45720" rIns="91440" bIns="45720" anchor="t" anchorCtr="0">
-                        <a:noAutofit/>
-                      </wps:bodyPr>
-                    </wps:wsp>
-                  </a:graphicData>
-                </a:graphic>
-                <wp14:sizeRelH relativeFrom="margin">
-                  <wp14:pctWidth>0</wp14:pctWidth>
-                </wp14:sizeRelH>
-                <wp14:sizeRelV relativeFrom="margin">
-                  <wp14:pctHeight>0</wp14:pctHeight>
-                </wp14:sizeRelV>
-              </wp:anchor>
-            </w:drawing>
-          </mc:Choice>
-          <mc:Fallback>
-            <w:pict>
-              <v:shape w14:anchorId="2A794D37" id="_x0000_s1057" type="#_x0000_t202" style="position:absolute;margin-left:-49pt;margin-top:203.05pt;width:442.05pt;height:297pt;z-index:251780096;visibility:visible;mso-wrap-style:square;mso-width-percent:0;mso-height-percent:0;mso-wrap-distance-left:9pt;mso-wrap-distance-top:3.6pt;mso-wrap-distance-right:9pt;mso-wrap-distance-bottom:3.6pt;mso-position-horizontal:absolute;mso-position-horizontal-relative:text;mso-position-vertical:absolute;mso-position-vertical-relative:text;mso-width-percent:0;mso-height-percent:0;mso-width-relative:margin;mso-height-relative:margin;v-text-anchor:top" o:gfxdata="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" filled="f" stroked="f">
-                <v:textbox>
-                  <w:txbxContent>
-                    <w:p>
-                      <w:pPr>
-                        <w:spacing w:after="0"/>
-                        <w:rPr>
-                          <w:rFonts w:ascii="Avenir Next LT Pro" w:hAnsi="Avenir Next LT Pro"/>
-                          <w:sz w:val="20"/>
-                          <w:szCs w:val="20"/>
-                        </w:rPr>
-                      </w:pPr>
-                      <w:r>
-                        <w:rPr>
-                          <w:rFonts w:ascii="Avenir Next LT Pro" w:hAnsi="Avenir Next LT Pro"/>
-                          <w:b/>
-                          <w:bCs/>
-                          <w:sz w:val="20"/>
-                          <w:szCs w:val="20"/>
-                        </w:rPr>
-                        <w:t xml:space="preserve">Where? </w:t>
-                      </w:r>
-                      <w:r>
-                        <w:rPr>
-                          <w:rFonts w:ascii="Avenir Next LT Pro" w:hAnsi="Avenir Next LT Pro"/>
-                          <w:sz w:val="20"/>
-                          <w:szCs w:val="20"/>
-                        </w:rPr>
-                        <w:t>Oklahoma City Thunder</w:t>
-                      </w:r>
-                    </w:p>
-                    <w:p>
-                      <w:pPr>
-                        <w:spacing w:after="0"/>
-                        <w:rPr>
-                          <w:rFonts w:ascii="Avenir Next LT Pro" w:hAnsi="Avenir Next LT Pro"/>
-                          <w:sz w:val="6"/>
-                          <w:szCs w:val="6"/>
-                        </w:rPr>
-                      </w:pPr>
-                    </w:p>
-                    <w:p>
-                      <w:pPr>
-                        <w:spacing w:after="0"/>
-                        <w:rPr>
-                          <w:rFonts w:ascii="Avenir Next LT Pro" w:hAnsi="Avenir Next LT Pro"/>
-                          <w:sz w:val="20"/>
-                          <w:szCs w:val="20"/>
-                        </w:rPr>
-                      </w:pPr>
-                      <w:r>
-                        <w:rPr>
-                          <w:rFonts w:ascii="Avenir Next LT Pro" w:hAnsi="Avenir Next LT Pro"/>
-                          <w:b/>
-                          <w:bCs/>
-                          <w:sz w:val="20"/>
-                          <w:szCs w:val="20"/>
-                        </w:rPr>
-                        <w:t xml:space="preserve">Why? </w:t>
-                      </w:r>
-                      <w:r>
-                        <w:rPr>
-                          <w:rFonts w:ascii="Avenir Next LT Pro" w:hAnsi="Avenir Next LT Pro"/>
-                          <w:sz w:val="20"/>
-                          <w:szCs w:val="20"/>
-                        </w:rPr>
-                        <w:t xml:space="preserve">Do I really need to sell you on adding Jones’ defensive talent alongside this young </w:t>
-                      </w:r>
-                    </w:p>
-                    <w:p>
-                      <w:pPr>
-                        <w:spacing w:after="0"/>
-                        <w:rPr>
-                          <w:rFonts w:ascii="Avenir Next LT Pro" w:hAnsi="Avenir Next LT Pro"/>
-                          <w:color w:val="000000" w:themeColor="text1"/>
-                          <w:sz w:val="20"/>
-                          <w:szCs w:val="20"/>
-                        </w:rPr>
-                      </w:pPr>
-                      <w:r>
-                        <w:rPr>
-                          <w:rFonts w:ascii="Avenir Next LT Pro" w:hAnsi="Avenir Next LT Pro"/>
-                          <w:sz w:val="20"/>
-                          <w:szCs w:val="20"/>
-                        </w:rPr>
-                        <w:t>up</w:t>
-                      </w:r>
-                      <w:r>
-                        <w:rPr>
-                          <w:rFonts w:ascii="Avenir Next LT Pro" w:hAnsi="Avenir Next LT Pro"/>
-                          <w:sz w:val="20"/>
-                          <w:szCs w:val="20"/>
-                        </w:rPr>
-                        <w:t>-</w:t>
-                      </w:r>
-                      <w:r>
-                        <w:rPr>
-                          <w:rFonts w:ascii="Avenir Next LT Pro" w:hAnsi="Avenir Next LT Pro"/>
-                          <w:sz w:val="20"/>
-                          <w:szCs w:val="20"/>
-                        </w:rPr>
-                        <w:t>and</w:t>
-                      </w:r>
-                      <w:r>
-                        <w:rPr>
-                          <w:rFonts w:ascii="Avenir Next LT Pro" w:hAnsi="Avenir Next LT Pro"/>
-                          <w:sz w:val="20"/>
-                          <w:szCs w:val="20"/>
-                        </w:rPr>
-                        <w:t>-</w:t>
-                      </w:r>
-                      <w:r>
-                        <w:rPr>
-                          <w:rFonts w:ascii="Avenir Next LT Pro" w:hAnsi="Avenir Next LT Pro"/>
-                          <w:sz w:val="20"/>
-                          <w:szCs w:val="20"/>
-                        </w:rPr>
-                        <w:t xml:space="preserve">coming core of Shai, Giddey, Williams, and Holmgren? Not only </w:t>
-                      </w:r>
-                      <w:r>
-                        <w:rPr>
-                          <w:rFonts w:ascii="Avenir Next LT Pro" w:hAnsi="Avenir Next LT Pro"/>
-                          <w:sz w:val="20"/>
-                          <w:szCs w:val="20"/>
-                        </w:rPr>
-                        <w:t>is his skillset an outstanding compliment</w:t>
-                      </w:r>
-                      <w:r>
-                        <w:rPr>
-                          <w:rFonts w:ascii="Avenir Next LT Pro" w:hAnsi="Avenir Next LT Pro"/>
-                          <w:sz w:val="20"/>
-                          <w:szCs w:val="20"/>
-                        </w:rPr>
-                        <w:t xml:space="preserve"> </w:t>
-                      </w:r>
-                      <w:r>
-                        <w:rPr>
-                          <w:rFonts w:ascii="Avenir Next LT Pro" w:hAnsi="Avenir Next LT Pro"/>
-                          <w:sz w:val="20"/>
-                          <w:szCs w:val="20"/>
-                        </w:rPr>
-                        <w:t>to</w:t>
-                      </w:r>
-                      <w:r>
-                        <w:rPr>
-                          <w:rFonts w:ascii="Avenir Next LT Pro" w:hAnsi="Avenir Next LT Pro"/>
-                          <w:sz w:val="20"/>
-                          <w:szCs w:val="20"/>
-                        </w:rPr>
-                        <w:t xml:space="preserve"> this group, but he’s the perfect age that won’t force OKC to speed up their rebuild if acquired. </w:t>
-                      </w:r>
-                    </w:p>
-                    <w:p>
-                      <w:pPr>
-                        <w:spacing w:after="0"/>
-                        <w:rPr>
-                          <w:rFonts w:ascii="Avenir Next LT Pro" w:hAnsi="Avenir Next LT Pro"/>
-                          <w:sz w:val="6"/>
-                          <w:szCs w:val="6"/>
-                        </w:rPr>
-                      </w:pPr>
-                    </w:p>
-                    <w:p>
-                      <w:pPr>
-                        <w:spacing w:after="0"/>
-                        <w:rPr>
-                          <w:rFonts w:ascii="Avenir Next LT Pro" w:hAnsi="Avenir Next LT Pro"/>
-                          <w:sz w:val="20"/>
-                          <w:szCs w:val="20"/>
-                        </w:rPr>
-                      </w:pPr>
-                      <w:r>
-                        <w:rPr>
-                          <w:rFonts w:ascii="Avenir Next LT Pro" w:hAnsi="Avenir Next LT Pro"/>
-                          <w:b/>
-                          <w:bCs/>
-                          <w:sz w:val="20"/>
-                          <w:szCs w:val="20"/>
-                        </w:rPr>
-                        <w:t xml:space="preserve">How? </w:t>
-                      </w:r>
-                      <w:r>
-                        <w:rPr>
-                          <w:rFonts w:ascii="Avenir Next LT Pro" w:hAnsi="Avenir Next LT Pro"/>
-                          <w:sz w:val="20"/>
-                          <w:szCs w:val="20"/>
-                        </w:rPr>
-                        <w:t xml:space="preserve">Jones being a restricted free agent obviously complicates things. He could sign an offer sheet with the Thunder using their cap space, but New Orleans is going to be very hesitant to let him walk. If OKC wants to goes this route and actually get him they’re going to have to up their offer. However, due to the </w:t>
-                      </w:r>
-                      <w:r>
-                        <w:rPr>
-                          <w:rFonts w:ascii="Avenir Next LT Pro" w:hAnsi="Avenir Next LT Pro"/>
-                          <w:i/>
-                          <w:iCs/>
-                          <w:sz w:val="20"/>
-                          <w:szCs w:val="20"/>
-                        </w:rPr>
-                        <w:t>Arenas Provision</w:t>
-                      </w:r>
-                      <w:r>
-                        <w:rPr>
-                          <w:rFonts w:ascii="Avenir Next LT Pro" w:hAnsi="Avenir Next LT Pro"/>
-                          <w:sz w:val="20"/>
-                          <w:szCs w:val="20"/>
-                        </w:rPr>
-                        <w:t xml:space="preserve">, </w:t>
-                      </w:r>
-                      <w:r>
-                        <w:rPr>
-                          <w:rFonts w:ascii="Avenir Next LT Pro" w:hAnsi="Avenir Next LT Pro"/>
-                          <w:sz w:val="20"/>
-                          <w:szCs w:val="20"/>
-                        </w:rPr>
-                        <w:t>OKC would have to fit the average value of the entire contract into their cap space this season, even though they could only offer up to the NTMLE in season 1 of the deal. This would come out to</w:t>
-                      </w:r>
-                      <w:r>
-                        <w:rPr>
-                          <w:rFonts w:ascii="Avenir Next LT Pro" w:hAnsi="Avenir Next LT Pro"/>
-                          <w:sz w:val="20"/>
-                          <w:szCs w:val="20"/>
-                        </w:rPr>
-                        <w:t xml:space="preserve"> about</w:t>
-                      </w:r>
-                      <w:r>
-                        <w:rPr>
-                          <w:rFonts w:ascii="Avenir Next LT Pro" w:hAnsi="Avenir Next LT Pro"/>
-                          <w:sz w:val="20"/>
-                          <w:szCs w:val="20"/>
-                        </w:rPr>
-                        <w:t xml:space="preserve"> a </w:t>
-                      </w:r>
-                    </w:p>
-                    <w:p>
-                      <w:pPr>
-                        <w:spacing w:after="0"/>
-                        <w:rPr>
-                          <w:rFonts w:ascii="Avenir Next LT Pro" w:hAnsi="Avenir Next LT Pro"/>
-                          <w:sz w:val="20"/>
-                          <w:szCs w:val="20"/>
-                        </w:rPr>
-                      </w:pPr>
-                      <w:r>
-                        <w:rPr>
-                          <w:rFonts w:ascii="Avenir Next LT Pro" w:hAnsi="Avenir Next LT Pro"/>
-                          <w:sz w:val="20"/>
-                          <w:szCs w:val="20"/>
-                        </w:rPr>
-                        <w:t>4yr / $66.4M</w:t>
-                      </w:r>
-                      <w:r>
-                        <w:rPr>
-                          <w:rFonts w:ascii="Avenir Next LT Pro" w:hAnsi="Avenir Next LT Pro"/>
-                          <w:sz w:val="20"/>
-                          <w:szCs w:val="20"/>
-                        </w:rPr>
-                        <w:t xml:space="preserve"> deal being the most they could offer in an offer sheet. NOLA can only offer about 4yrs / $52M</w:t>
-                      </w:r>
-                      <w:r>
-                        <w:rPr>
-                          <w:rFonts w:ascii="Avenir Next LT Pro" w:hAnsi="Avenir Next LT Pro"/>
-                          <w:sz w:val="20"/>
-                          <w:szCs w:val="20"/>
-                        </w:rPr>
-                        <w:t xml:space="preserve"> to Jones if he doesn’t get an offer sheet elsewhere. The Thunder doing this would make them end up paying more, but they’re likely going to match regardless.</w:t>
-                      </w:r>
-                    </w:p>
-                    <w:p>
-                      <w:pPr>
-                        <w:spacing w:after="0"/>
-                        <w:rPr>
-                          <w:rFonts w:ascii="Avenir Next LT Pro" w:hAnsi="Avenir Next LT Pro"/>
-                          <w:sz w:val="6"/>
-                          <w:szCs w:val="6"/>
-                        </w:rPr>
-                      </w:pPr>
-                    </w:p>
-                    <w:p>
-                      <w:pPr>
-                        <w:spacing w:after="0"/>
-                        <w:rPr>
-                          <w:rFonts w:ascii="Avenir Next LT Pro" w:hAnsi="Avenir Next LT Pro"/>
-                          <w:sz w:val="20"/>
-                          <w:szCs w:val="20"/>
-                        </w:rPr>
-                      </w:pPr>
-                      <w:r>
-                        <w:rPr>
-                          <w:rFonts w:ascii="Avenir Next LT Pro" w:hAnsi="Avenir Next LT Pro"/>
-                          <w:sz w:val="20"/>
-                          <w:szCs w:val="20"/>
-                        </w:rPr>
-                        <w:t xml:space="preserve">The Thunder do have another option though: attempt to acquire Jones in a sign-and-trade. </w:t>
-                      </w:r>
-                      <w:r>
-                        <w:rPr>
-                          <w:rFonts w:ascii="Avenir Next LT Pro" w:hAnsi="Avenir Next LT Pro"/>
-                          <w:sz w:val="20"/>
-                          <w:szCs w:val="20"/>
-                        </w:rPr>
-                        <w:t>The Pelicans wouldn’t be able to receive a player like Lu Dort in the trade, who may not be in the Thunder’s long-term plan after they drafted Cason Wallace, due to base year compensation rules. NOLA could try to take back a lower salary, shot-in-the-dark type player like Mann, Wiggins, or Robinson-Earl, but it may not be worth it for them to hard-cap themselves at the first apron to do so</w:t>
-                      </w:r>
-                      <w:r>
-                        <w:rPr>
-                          <w:rFonts w:ascii="Avenir Next LT Pro" w:hAnsi="Avenir Next LT Pro"/>
-                          <w:sz w:val="20"/>
-                          <w:szCs w:val="20"/>
-                        </w:rPr>
-                        <w:t xml:space="preserve"> (since they are already pre</w:t>
-                      </w:r>
-                      <w:r>
-                        <w:rPr>
-                          <w:rFonts w:ascii="Avenir Next LT Pro" w:hAnsi="Avenir Next LT Pro"/>
-                          <w:sz w:val="20"/>
-                          <w:szCs w:val="20"/>
-                        </w:rPr>
-                        <w:t>. The Thunder have plenty of draft assets still, so if they want to get this done, that may be what it takes.</w:t>
-                      </w:r>
-                    </w:p>
-                  </w:txbxContent>
-                </v:textbox>
-              </v:shape>
-            </w:pict>
-          </mc:Fallback>
-        </mc:AlternateContent>
-      </w:r>
-      <w:r>
         <w:tab/>
       </w:r>
     </w:p>
@@ -16600,6 +15895,743 @@
           <w:tab w:val="left" w:pos="1620"/>
         </w:tabs>
       </w:pPr>
+      <w:r>
+        <w:rPr>
+          <w:noProof/>
+        </w:rPr>
+        <mc:AlternateContent>
+          <mc:Choice Requires="wps">
+            <w:drawing>
+              <wp:anchor distT="45720" distB="45720" distL="114300" distR="114300" simplePos="0" relativeHeight="251780096" behindDoc="0" locked="0" layoutInCell="1" allowOverlap="1" wp14:anchorId="2A794D37" wp14:editId="2EDE8334">
+                <wp:simplePos x="0" y="0"/>
+                <wp:positionH relativeFrom="column">
+                  <wp:posOffset>-618978</wp:posOffset>
+                </wp:positionH>
+                <wp:positionV relativeFrom="paragraph">
+                  <wp:posOffset>290293</wp:posOffset>
+                </wp:positionV>
+                <wp:extent cx="5614035" cy="3910818"/>
+                <wp:effectExtent l="0" t="0" r="0" b="0"/>
+                <wp:wrapNone/>
+                <wp:docPr id="99742173" name="Text Box 2"/>
+                <wp:cNvGraphicFramePr>
+                  <a:graphicFrameLocks xmlns:a="http://schemas.openxmlformats.org/drawingml/2006/main"/>
+                </wp:cNvGraphicFramePr>
+                <a:graphic xmlns:a="http://schemas.openxmlformats.org/drawingml/2006/main">
+                  <a:graphicData uri="http://schemas.microsoft.com/office/word/2010/wordprocessingShape">
+                    <wps:wsp>
+                      <wps:cNvSpPr txBox="1">
+                        <a:spLocks noChangeArrowheads="1"/>
+                      </wps:cNvSpPr>
+                      <wps:spPr bwMode="auto">
+                        <a:xfrm>
+                          <a:off x="0" y="0"/>
+                          <a:ext cx="5614035" cy="3910818"/>
+                        </a:xfrm>
+                        <a:prstGeom prst="rect">
+                          <a:avLst/>
+                        </a:prstGeom>
+                        <a:noFill/>
+                        <a:ln w="9525">
+                          <a:noFill/>
+                          <a:miter lim="800000"/>
+                          <a:headEnd/>
+                          <a:tailEnd/>
+                        </a:ln>
+                      </wps:spPr>
+                      <wps:txbx>
+                        <w:txbxContent>
+                          <w:p>
+                            <w:pPr>
+                              <w:spacing w:after="0"/>
+                              <w:rPr>
+                                <w:rFonts w:ascii="Avenir Next LT Pro" w:hAnsi="Avenir Next LT Pro"/>
+                                <w:sz w:val="20"/>
+                                <w:szCs w:val="20"/>
+                              </w:rPr>
+                            </w:pPr>
+                            <w:r>
+                              <w:rPr>
+                                <w:rFonts w:ascii="Avenir Next LT Pro" w:hAnsi="Avenir Next LT Pro"/>
+                                <w:b/>
+                                <w:bCs/>
+                                <w:sz w:val="20"/>
+                                <w:szCs w:val="20"/>
+                              </w:rPr>
+                              <w:t xml:space="preserve">Where? </w:t>
+                            </w:r>
+                            <w:r>
+                              <w:rPr>
+                                <w:rFonts w:ascii="Avenir Next LT Pro" w:hAnsi="Avenir Next LT Pro"/>
+                                <w:sz w:val="20"/>
+                                <w:szCs w:val="20"/>
+                              </w:rPr>
+                              <w:t>Oklahoma City Thunder</w:t>
+                            </w:r>
+                            <w:r>
+                              <w:rPr>
+                                <w:rFonts w:ascii="Avenir Next LT Pro" w:hAnsi="Avenir Next LT Pro"/>
+                                <w:sz w:val="20"/>
+                                <w:szCs w:val="20"/>
+                              </w:rPr>
+                              <w:t>!</w:t>
+                            </w:r>
+                          </w:p>
+                          <w:p>
+                            <w:pPr>
+                              <w:spacing w:after="0"/>
+                              <w:rPr>
+                                <w:rFonts w:ascii="Avenir Next LT Pro" w:hAnsi="Avenir Next LT Pro"/>
+                                <w:sz w:val="6"/>
+                                <w:szCs w:val="6"/>
+                              </w:rPr>
+                            </w:pPr>
+                          </w:p>
+                          <w:p>
+                            <w:pPr>
+                              <w:spacing w:after="0"/>
+                              <w:rPr>
+                                <w:rFonts w:ascii="Avenir Next LT Pro" w:hAnsi="Avenir Next LT Pro"/>
+                                <w:sz w:val="20"/>
+                                <w:szCs w:val="20"/>
+                              </w:rPr>
+                            </w:pPr>
+                            <w:r>
+                              <w:rPr>
+                                <w:rFonts w:ascii="Avenir Next LT Pro" w:hAnsi="Avenir Next LT Pro"/>
+                                <w:b/>
+                                <w:bCs/>
+                                <w:sz w:val="20"/>
+                                <w:szCs w:val="20"/>
+                              </w:rPr>
+                              <w:t xml:space="preserve">Why? </w:t>
+                            </w:r>
+                            <w:r>
+                              <w:rPr>
+                                <w:rFonts w:ascii="Avenir Next LT Pro" w:hAnsi="Avenir Next LT Pro"/>
+                                <w:sz w:val="20"/>
+                                <w:szCs w:val="20"/>
+                              </w:rPr>
+                              <w:t xml:space="preserve">Do I really need to sell you on adding Jones’ defensive talent alongside this young </w:t>
+                            </w:r>
+                          </w:p>
+                          <w:p>
+                            <w:pPr>
+                              <w:spacing w:after="0"/>
+                              <w:rPr>
+                                <w:rFonts w:ascii="Avenir Next LT Pro" w:hAnsi="Avenir Next LT Pro"/>
+                                <w:color w:val="000000" w:themeColor="text1"/>
+                                <w:sz w:val="20"/>
+                                <w:szCs w:val="20"/>
+                              </w:rPr>
+                            </w:pPr>
+                            <w:r>
+                              <w:rPr>
+                                <w:rFonts w:ascii="Avenir Next LT Pro" w:hAnsi="Avenir Next LT Pro"/>
+                                <w:sz w:val="20"/>
+                                <w:szCs w:val="20"/>
+                              </w:rPr>
+                              <w:t>up</w:t>
+                            </w:r>
+                            <w:r>
+                              <w:rPr>
+                                <w:rFonts w:ascii="Avenir Next LT Pro" w:hAnsi="Avenir Next LT Pro"/>
+                                <w:sz w:val="20"/>
+                                <w:szCs w:val="20"/>
+                              </w:rPr>
+                              <w:t>-</w:t>
+                            </w:r>
+                            <w:r>
+                              <w:rPr>
+                                <w:rFonts w:ascii="Avenir Next LT Pro" w:hAnsi="Avenir Next LT Pro"/>
+                                <w:sz w:val="20"/>
+                                <w:szCs w:val="20"/>
+                              </w:rPr>
+                              <w:t>and</w:t>
+                            </w:r>
+                            <w:r>
+                              <w:rPr>
+                                <w:rFonts w:ascii="Avenir Next LT Pro" w:hAnsi="Avenir Next LT Pro"/>
+                                <w:sz w:val="20"/>
+                                <w:szCs w:val="20"/>
+                              </w:rPr>
+                              <w:t>-</w:t>
+                            </w:r>
+                            <w:r>
+                              <w:rPr>
+                                <w:rFonts w:ascii="Avenir Next LT Pro" w:hAnsi="Avenir Next LT Pro"/>
+                                <w:sz w:val="20"/>
+                                <w:szCs w:val="20"/>
+                              </w:rPr>
+                              <w:t xml:space="preserve">coming core of Shai, Giddey, Williams, and Holmgren? Not only </w:t>
+                            </w:r>
+                            <w:r>
+                              <w:rPr>
+                                <w:rFonts w:ascii="Avenir Next LT Pro" w:hAnsi="Avenir Next LT Pro"/>
+                                <w:sz w:val="20"/>
+                                <w:szCs w:val="20"/>
+                              </w:rPr>
+                              <w:t>is his skillset an outstanding compliment</w:t>
+                            </w:r>
+                            <w:r>
+                              <w:rPr>
+                                <w:rFonts w:ascii="Avenir Next LT Pro" w:hAnsi="Avenir Next LT Pro"/>
+                                <w:sz w:val="20"/>
+                                <w:szCs w:val="20"/>
+                              </w:rPr>
+                              <w:t xml:space="preserve"> </w:t>
+                            </w:r>
+                            <w:r>
+                              <w:rPr>
+                                <w:rFonts w:ascii="Avenir Next LT Pro" w:hAnsi="Avenir Next LT Pro"/>
+                                <w:sz w:val="20"/>
+                                <w:szCs w:val="20"/>
+                              </w:rPr>
+                              <w:t>to</w:t>
+                            </w:r>
+                            <w:r>
+                              <w:rPr>
+                                <w:rFonts w:ascii="Avenir Next LT Pro" w:hAnsi="Avenir Next LT Pro"/>
+                                <w:sz w:val="20"/>
+                                <w:szCs w:val="20"/>
+                              </w:rPr>
+                              <w:t xml:space="preserve"> this group, but he’s the perfect age that won’t force OKC to speed up their rebuild if acquired. </w:t>
+                            </w:r>
+                          </w:p>
+                          <w:p>
+                            <w:pPr>
+                              <w:spacing w:after="0"/>
+                              <w:rPr>
+                                <w:rFonts w:ascii="Avenir Next LT Pro" w:hAnsi="Avenir Next LT Pro"/>
+                                <w:sz w:val="6"/>
+                                <w:szCs w:val="6"/>
+                              </w:rPr>
+                            </w:pPr>
+                          </w:p>
+                          <w:p>
+                            <w:pPr>
+                              <w:spacing w:after="0"/>
+                              <w:rPr>
+                                <w:rFonts w:ascii="Avenir Next LT Pro" w:hAnsi="Avenir Next LT Pro"/>
+                                <w:sz w:val="20"/>
+                                <w:szCs w:val="20"/>
+                              </w:rPr>
+                            </w:pPr>
+                            <w:r>
+                              <w:rPr>
+                                <w:rFonts w:ascii="Avenir Next LT Pro" w:hAnsi="Avenir Next LT Pro"/>
+                                <w:b/>
+                                <w:bCs/>
+                                <w:sz w:val="20"/>
+                                <w:szCs w:val="20"/>
+                              </w:rPr>
+                              <w:t xml:space="preserve">How? </w:t>
+                            </w:r>
+                            <w:r>
+                              <w:rPr>
+                                <w:rFonts w:ascii="Avenir Next LT Pro" w:hAnsi="Avenir Next LT Pro"/>
+                                <w:sz w:val="20"/>
+                                <w:szCs w:val="20"/>
+                              </w:rPr>
+                              <w:t xml:space="preserve">Jones being a restricted free agent obviously complicates things. He could sign an offer sheet with the Thunder using their cap space, but New Orleans is going to be very hesitant to let him walk. If OKC wants to goes this route and actually get him they’re going to have to up their offer. However, due to the </w:t>
+                            </w:r>
+                            <w:r>
+                              <w:rPr>
+                                <w:rFonts w:ascii="Avenir Next LT Pro" w:hAnsi="Avenir Next LT Pro"/>
+                                <w:i/>
+                                <w:iCs/>
+                                <w:sz w:val="20"/>
+                                <w:szCs w:val="20"/>
+                              </w:rPr>
+                              <w:t>Arenas Provision</w:t>
+                            </w:r>
+                            <w:r>
+                              <w:rPr>
+                                <w:rFonts w:ascii="Avenir Next LT Pro" w:hAnsi="Avenir Next LT Pro"/>
+                                <w:sz w:val="20"/>
+                                <w:szCs w:val="20"/>
+                              </w:rPr>
+                              <w:t xml:space="preserve">, </w:t>
+                            </w:r>
+                            <w:r>
+                              <w:rPr>
+                                <w:rFonts w:ascii="Avenir Next LT Pro" w:hAnsi="Avenir Next LT Pro"/>
+                                <w:sz w:val="20"/>
+                                <w:szCs w:val="20"/>
+                              </w:rPr>
+                              <w:t>OKC would have to fit the average value of the entire contract into their cap space this season, even though they could only offer up to the NTMLE in season 1 of the deal. This would come out to</w:t>
+                            </w:r>
+                            <w:r>
+                              <w:rPr>
+                                <w:rFonts w:ascii="Avenir Next LT Pro" w:hAnsi="Avenir Next LT Pro"/>
+                                <w:sz w:val="20"/>
+                                <w:szCs w:val="20"/>
+                              </w:rPr>
+                              <w:t xml:space="preserve"> about</w:t>
+                            </w:r>
+                            <w:r>
+                              <w:rPr>
+                                <w:rFonts w:ascii="Avenir Next LT Pro" w:hAnsi="Avenir Next LT Pro"/>
+                                <w:sz w:val="20"/>
+                                <w:szCs w:val="20"/>
+                              </w:rPr>
+                              <w:t xml:space="preserve"> a </w:t>
+                            </w:r>
+                          </w:p>
+                          <w:p>
+                            <w:pPr>
+                              <w:spacing w:after="0"/>
+                              <w:rPr>
+                                <w:rFonts w:ascii="Avenir Next LT Pro" w:hAnsi="Avenir Next LT Pro"/>
+                                <w:sz w:val="20"/>
+                                <w:szCs w:val="20"/>
+                              </w:rPr>
+                            </w:pPr>
+                            <w:r>
+                              <w:rPr>
+                                <w:rFonts w:ascii="Avenir Next LT Pro" w:hAnsi="Avenir Next LT Pro"/>
+                                <w:sz w:val="20"/>
+                                <w:szCs w:val="20"/>
+                              </w:rPr>
+                              <w:t>4yr / $66.4M</w:t>
+                            </w:r>
+                            <w:r>
+                              <w:rPr>
+                                <w:rFonts w:ascii="Avenir Next LT Pro" w:hAnsi="Avenir Next LT Pro"/>
+                                <w:sz w:val="20"/>
+                                <w:szCs w:val="20"/>
+                              </w:rPr>
+                              <w:t xml:space="preserve"> deal being the most they could offer in an offer sheet. NOLA can only offer about 4yrs / $52M</w:t>
+                            </w:r>
+                            <w:r>
+                              <w:rPr>
+                                <w:rFonts w:ascii="Avenir Next LT Pro" w:hAnsi="Avenir Next LT Pro"/>
+                                <w:sz w:val="20"/>
+                                <w:szCs w:val="20"/>
+                              </w:rPr>
+                              <w:t xml:space="preserve"> to Jones if he doesn’t get an offer sheet elsewhere. The Thunder doing this would make them end up paying more, but they’re likely going to match regardless.</w:t>
+                            </w:r>
+                          </w:p>
+                          <w:p>
+                            <w:pPr>
+                              <w:spacing w:after="0"/>
+                              <w:rPr>
+                                <w:rFonts w:ascii="Avenir Next LT Pro" w:hAnsi="Avenir Next LT Pro"/>
+                                <w:sz w:val="6"/>
+                                <w:szCs w:val="6"/>
+                              </w:rPr>
+                            </w:pPr>
+                          </w:p>
+                          <w:p>
+                            <w:pPr>
+                              <w:spacing w:after="0"/>
+                              <w:rPr>
+                                <w:rFonts w:ascii="Avenir Next LT Pro" w:hAnsi="Avenir Next LT Pro"/>
+                                <w:sz w:val="20"/>
+                                <w:szCs w:val="20"/>
+                              </w:rPr>
+                            </w:pPr>
+                            <w:r>
+                              <w:rPr>
+                                <w:rFonts w:ascii="Avenir Next LT Pro" w:hAnsi="Avenir Next LT Pro"/>
+                                <w:sz w:val="20"/>
+                                <w:szCs w:val="20"/>
+                              </w:rPr>
+                              <w:t xml:space="preserve">The Thunder do have another option though: attempt to acquire Jones in a sign-and-trade. </w:t>
+                            </w:r>
+                            <w:r>
+                              <w:rPr>
+                                <w:rFonts w:ascii="Avenir Next LT Pro" w:hAnsi="Avenir Next LT Pro"/>
+                                <w:sz w:val="20"/>
+                                <w:szCs w:val="20"/>
+                              </w:rPr>
+                              <w:t>The Pelicans wouldn’t be able to receive a player like Lu Dort in the trade, who may not be in the Thunder’s long-term plan after they drafted Cason Wallace, due to base year compensation rules. NOLA could try to take back a lower salary, shot-in-the-dark type player like Mann, Wiggins, or Robinson-Earl, but it may not be worth it for them to hard-cap themselves at the first apron to do so</w:t>
+                            </w:r>
+                            <w:r>
+                              <w:rPr>
+                                <w:rFonts w:ascii="Avenir Next LT Pro" w:hAnsi="Avenir Next LT Pro"/>
+                                <w:sz w:val="20"/>
+                                <w:szCs w:val="20"/>
+                              </w:rPr>
+                              <w:t xml:space="preserve"> (since they are already pre</w:t>
+                            </w:r>
+                            <w:r>
+                              <w:rPr>
+                                <w:rFonts w:ascii="Avenir Next LT Pro" w:hAnsi="Avenir Next LT Pro"/>
+                                <w:sz w:val="20"/>
+                                <w:szCs w:val="20"/>
+                              </w:rPr>
+                              <w:t>tty close to that salary amount already)</w:t>
+                            </w:r>
+                            <w:r>
+                              <w:rPr>
+                                <w:rFonts w:ascii="Avenir Next LT Pro" w:hAnsi="Avenir Next LT Pro"/>
+                                <w:sz w:val="20"/>
+                                <w:szCs w:val="20"/>
+                              </w:rPr>
+                              <w:t>. The Thunder have plenty of draft assets still, so if they want to get this done, that may be what it takes.</w:t>
+                            </w:r>
+                          </w:p>
+                        </w:txbxContent>
+                      </wps:txbx>
+                      <wps:bodyPr rot="0" vert="horz" wrap="square" lIns="91440" tIns="45720" rIns="91440" bIns="45720" anchor="t" anchorCtr="0">
+                        <a:noAutofit/>
+                      </wps:bodyPr>
+                    </wps:wsp>
+                  </a:graphicData>
+                </a:graphic>
+                <wp14:sizeRelH relativeFrom="margin">
+                  <wp14:pctWidth>0</wp14:pctWidth>
+                </wp14:sizeRelH>
+                <wp14:sizeRelV relativeFrom="margin">
+                  <wp14:pctHeight>0</wp14:pctHeight>
+                </wp14:sizeRelV>
+              </wp:anchor>
+            </w:drawing>
+          </mc:Choice>
+          <mc:Fallback>
+            <w:pict>
+              <v:shape w14:anchorId="2A794D37" id="_x0000_s1057" type="#_x0000_t202" style="position:absolute;margin-left:-48.75pt;margin-top:22.85pt;width:442.05pt;height:307.95pt;z-index:251780096;visibility:visible;mso-wrap-style:square;mso-width-percent:0;mso-height-percent:0;mso-wrap-distance-left:9pt;mso-wrap-distance-top:3.6pt;mso-wrap-distance-right:9pt;mso-wrap-distance-bottom:3.6pt;mso-position-horizontal:absolute;mso-position-horizontal-relative:text;mso-position-vertical:absolute;mso-position-vertical-relative:text;mso-width-percent:0;mso-height-percent:0;mso-width-relative:margin;mso-height-relative:margin;v-text-anchor:top" o:gfxdata="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" filled="f" stroked="f">
+                <v:textbox>
+                  <w:txbxContent>
+                    <w:p>
+                      <w:pPr>
+                        <w:spacing w:after="0"/>
+                        <w:rPr>
+                          <w:rFonts w:ascii="Avenir Next LT Pro" w:hAnsi="Avenir Next LT Pro"/>
+                          <w:sz w:val="20"/>
+                          <w:szCs w:val="20"/>
+                        </w:rPr>
+                      </w:pPr>
+                      <w:r>
+                        <w:rPr>
+                          <w:rFonts w:ascii="Avenir Next LT Pro" w:hAnsi="Avenir Next LT Pro"/>
+                          <w:b/>
+                          <w:bCs/>
+                          <w:sz w:val="20"/>
+                          <w:szCs w:val="20"/>
+                        </w:rPr>
+                        <w:t xml:space="preserve">Where? </w:t>
+                      </w:r>
+                      <w:r>
+                        <w:rPr>
+                          <w:rFonts w:ascii="Avenir Next LT Pro" w:hAnsi="Avenir Next LT Pro"/>
+                          <w:sz w:val="20"/>
+                          <w:szCs w:val="20"/>
+                        </w:rPr>
+                        <w:t>Oklahoma City Thunder</w:t>
+                      </w:r>
+                      <w:r>
+                        <w:rPr>
+                          <w:rFonts w:ascii="Avenir Next LT Pro" w:hAnsi="Avenir Next LT Pro"/>
+                          <w:sz w:val="20"/>
+                          <w:szCs w:val="20"/>
+                        </w:rPr>
+                        <w:t>!</w:t>
+                      </w:r>
+                    </w:p>
+                    <w:p>
+                      <w:pPr>
+                        <w:spacing w:after="0"/>
+                        <w:rPr>
+                          <w:rFonts w:ascii="Avenir Next LT Pro" w:hAnsi="Avenir Next LT Pro"/>
+                          <w:sz w:val="6"/>
+                          <w:szCs w:val="6"/>
+                        </w:rPr>
+                      </w:pPr>
+                    </w:p>
+                    <w:p>
+                      <w:pPr>
+                        <w:spacing w:after="0"/>
+                        <w:rPr>
+                          <w:rFonts w:ascii="Avenir Next LT Pro" w:hAnsi="Avenir Next LT Pro"/>
+                          <w:sz w:val="20"/>
+                          <w:szCs w:val="20"/>
+                        </w:rPr>
+                      </w:pPr>
+                      <w:r>
+                        <w:rPr>
+                          <w:rFonts w:ascii="Avenir Next LT Pro" w:hAnsi="Avenir Next LT Pro"/>
+                          <w:b/>
+                          <w:bCs/>
+                          <w:sz w:val="20"/>
+                          <w:szCs w:val="20"/>
+                        </w:rPr>
+                        <w:t xml:space="preserve">Why? </w:t>
+                      </w:r>
+                      <w:r>
+                        <w:rPr>
+                          <w:rFonts w:ascii="Avenir Next LT Pro" w:hAnsi="Avenir Next LT Pro"/>
+                          <w:sz w:val="20"/>
+                          <w:szCs w:val="20"/>
+                        </w:rPr>
+                        <w:t xml:space="preserve">Do I really need to sell you on adding Jones’ defensive talent alongside this young </w:t>
+                      </w:r>
+                    </w:p>
+                    <w:p>
+                      <w:pPr>
+                        <w:spacing w:after="0"/>
+                        <w:rPr>
+                          <w:rFonts w:ascii="Avenir Next LT Pro" w:hAnsi="Avenir Next LT Pro"/>
+                          <w:color w:val="000000" w:themeColor="text1"/>
+                          <w:sz w:val="20"/>
+                          <w:szCs w:val="20"/>
+                        </w:rPr>
+                      </w:pPr>
+                      <w:r>
+                        <w:rPr>
+                          <w:rFonts w:ascii="Avenir Next LT Pro" w:hAnsi="Avenir Next LT Pro"/>
+                          <w:sz w:val="20"/>
+                          <w:szCs w:val="20"/>
+                        </w:rPr>
+                        <w:t>up</w:t>
+                      </w:r>
+                      <w:r>
+                        <w:rPr>
+                          <w:rFonts w:ascii="Avenir Next LT Pro" w:hAnsi="Avenir Next LT Pro"/>
+                          <w:sz w:val="20"/>
+                          <w:szCs w:val="20"/>
+                        </w:rPr>
+                        <w:t>-</w:t>
+                      </w:r>
+                      <w:r>
+                        <w:rPr>
+                          <w:rFonts w:ascii="Avenir Next LT Pro" w:hAnsi="Avenir Next LT Pro"/>
+                          <w:sz w:val="20"/>
+                          <w:szCs w:val="20"/>
+                        </w:rPr>
+                        <w:t>and</w:t>
+                      </w:r>
+                      <w:r>
+                        <w:rPr>
+                          <w:rFonts w:ascii="Avenir Next LT Pro" w:hAnsi="Avenir Next LT Pro"/>
+                          <w:sz w:val="20"/>
+                          <w:szCs w:val="20"/>
+                        </w:rPr>
+                        <w:t>-</w:t>
+                      </w:r>
+                      <w:r>
+                        <w:rPr>
+                          <w:rFonts w:ascii="Avenir Next LT Pro" w:hAnsi="Avenir Next LT Pro"/>
+                          <w:sz w:val="20"/>
+                          <w:szCs w:val="20"/>
+                        </w:rPr>
+                        <w:t xml:space="preserve">coming core of Shai, Giddey, Williams, and Holmgren? Not only </w:t>
+                      </w:r>
+                      <w:r>
+                        <w:rPr>
+                          <w:rFonts w:ascii="Avenir Next LT Pro" w:hAnsi="Avenir Next LT Pro"/>
+                          <w:sz w:val="20"/>
+                          <w:szCs w:val="20"/>
+                        </w:rPr>
+                        <w:t>is his skillset an outstanding compliment</w:t>
+                      </w:r>
+                      <w:r>
+                        <w:rPr>
+                          <w:rFonts w:ascii="Avenir Next LT Pro" w:hAnsi="Avenir Next LT Pro"/>
+                          <w:sz w:val="20"/>
+                          <w:szCs w:val="20"/>
+                        </w:rPr>
+                        <w:t xml:space="preserve"> </w:t>
+                      </w:r>
+                      <w:r>
+                        <w:rPr>
+                          <w:rFonts w:ascii="Avenir Next LT Pro" w:hAnsi="Avenir Next LT Pro"/>
+                          <w:sz w:val="20"/>
+                          <w:szCs w:val="20"/>
+                        </w:rPr>
+                        <w:t>to</w:t>
+                      </w:r>
+                      <w:r>
+                        <w:rPr>
+                          <w:rFonts w:ascii="Avenir Next LT Pro" w:hAnsi="Avenir Next LT Pro"/>
+                          <w:sz w:val="20"/>
+                          <w:szCs w:val="20"/>
+                        </w:rPr>
+                        <w:t xml:space="preserve"> this group, but he’s the perfect age that won’t force OKC to speed up their rebuild if acquired. </w:t>
+                      </w:r>
+                    </w:p>
+                    <w:p>
+                      <w:pPr>
+                        <w:spacing w:after="0"/>
+                        <w:rPr>
+                          <w:rFonts w:ascii="Avenir Next LT Pro" w:hAnsi="Avenir Next LT Pro"/>
+                          <w:sz w:val="6"/>
+                          <w:szCs w:val="6"/>
+                        </w:rPr>
+                      </w:pPr>
+                    </w:p>
+                    <w:p>
+                      <w:pPr>
+                        <w:spacing w:after="0"/>
+                        <w:rPr>
+                          <w:rFonts w:ascii="Avenir Next LT Pro" w:hAnsi="Avenir Next LT Pro"/>
+                          <w:sz w:val="20"/>
+                          <w:szCs w:val="20"/>
+                        </w:rPr>
+                      </w:pPr>
+                      <w:r>
+                        <w:rPr>
+                          <w:rFonts w:ascii="Avenir Next LT Pro" w:hAnsi="Avenir Next LT Pro"/>
+                          <w:b/>
+                          <w:bCs/>
+                          <w:sz w:val="20"/>
+                          <w:szCs w:val="20"/>
+                        </w:rPr>
+                        <w:t xml:space="preserve">How? </w:t>
+                      </w:r>
+                      <w:r>
+                        <w:rPr>
+                          <w:rFonts w:ascii="Avenir Next LT Pro" w:hAnsi="Avenir Next LT Pro"/>
+                          <w:sz w:val="20"/>
+                          <w:szCs w:val="20"/>
+                        </w:rPr>
+                        <w:t xml:space="preserve">Jones being a restricted free agent obviously complicates things. He could sign an offer sheet with the Thunder using their cap space, but New Orleans is going to be very hesitant to let him walk. If OKC wants to goes this route and actually get him they’re going to have to up their offer. However, due to the </w:t>
+                      </w:r>
+                      <w:r>
+                        <w:rPr>
+                          <w:rFonts w:ascii="Avenir Next LT Pro" w:hAnsi="Avenir Next LT Pro"/>
+                          <w:i/>
+                          <w:iCs/>
+                          <w:sz w:val="20"/>
+                          <w:szCs w:val="20"/>
+                        </w:rPr>
+                        <w:t>Arenas Provision</w:t>
+                      </w:r>
+                      <w:r>
+                        <w:rPr>
+                          <w:rFonts w:ascii="Avenir Next LT Pro" w:hAnsi="Avenir Next LT Pro"/>
+                          <w:sz w:val="20"/>
+                          <w:szCs w:val="20"/>
+                        </w:rPr>
+                        <w:t xml:space="preserve">, </w:t>
+                      </w:r>
+                      <w:r>
+                        <w:rPr>
+                          <w:rFonts w:ascii="Avenir Next LT Pro" w:hAnsi="Avenir Next LT Pro"/>
+                          <w:sz w:val="20"/>
+                          <w:szCs w:val="20"/>
+                        </w:rPr>
+                        <w:t>OKC would have to fit the average value of the entire contract into their cap space this season, even though they could only offer up to the NTMLE in season 1 of the deal. This would come out to</w:t>
+                      </w:r>
+                      <w:r>
+                        <w:rPr>
+                          <w:rFonts w:ascii="Avenir Next LT Pro" w:hAnsi="Avenir Next LT Pro"/>
+                          <w:sz w:val="20"/>
+                          <w:szCs w:val="20"/>
+                        </w:rPr>
+                        <w:t xml:space="preserve"> about</w:t>
+                      </w:r>
+                      <w:r>
+                        <w:rPr>
+                          <w:rFonts w:ascii="Avenir Next LT Pro" w:hAnsi="Avenir Next LT Pro"/>
+                          <w:sz w:val="20"/>
+                          <w:szCs w:val="20"/>
+                        </w:rPr>
+                        <w:t xml:space="preserve"> a </w:t>
+                      </w:r>
+                    </w:p>
+                    <w:p>
+                      <w:pPr>
+                        <w:spacing w:after="0"/>
+                        <w:rPr>
+                          <w:rFonts w:ascii="Avenir Next LT Pro" w:hAnsi="Avenir Next LT Pro"/>
+                          <w:sz w:val="20"/>
+                          <w:szCs w:val="20"/>
+                        </w:rPr>
+                      </w:pPr>
+                      <w:r>
+                        <w:rPr>
+                          <w:rFonts w:ascii="Avenir Next LT Pro" w:hAnsi="Avenir Next LT Pro"/>
+                          <w:sz w:val="20"/>
+                          <w:szCs w:val="20"/>
+                        </w:rPr>
+                        <w:t>4yr / $66.4M</w:t>
+                      </w:r>
+                      <w:r>
+                        <w:rPr>
+                          <w:rFonts w:ascii="Avenir Next LT Pro" w:hAnsi="Avenir Next LT Pro"/>
+                          <w:sz w:val="20"/>
+                          <w:szCs w:val="20"/>
+                        </w:rPr>
+                        <w:t xml:space="preserve"> deal being the most they could offer in an offer sheet. NOLA can only offer about 4yrs / $52M</w:t>
+                      </w:r>
+                      <w:r>
+                        <w:rPr>
+                          <w:rFonts w:ascii="Avenir Next LT Pro" w:hAnsi="Avenir Next LT Pro"/>
+                          <w:sz w:val="20"/>
+                          <w:szCs w:val="20"/>
+                        </w:rPr>
+                        <w:t xml:space="preserve"> to Jones if he doesn’t get an offer sheet elsewhere. The Thunder doing this would make them end up paying more, but they’re likely going to match regardless.</w:t>
+                      </w:r>
+                    </w:p>
+                    <w:p>
+                      <w:pPr>
+                        <w:spacing w:after="0"/>
+                        <w:rPr>
+                          <w:rFonts w:ascii="Avenir Next LT Pro" w:hAnsi="Avenir Next LT Pro"/>
+                          <w:sz w:val="6"/>
+                          <w:szCs w:val="6"/>
+                        </w:rPr>
+                      </w:pPr>
+                    </w:p>
+                    <w:p>
+                      <w:pPr>
+                        <w:spacing w:after="0"/>
+                        <w:rPr>
+                          <w:rFonts w:ascii="Avenir Next LT Pro" w:hAnsi="Avenir Next LT Pro"/>
+                          <w:sz w:val="20"/>
+                          <w:szCs w:val="20"/>
+                        </w:rPr>
+                      </w:pPr>
+                      <w:r>
+                        <w:rPr>
+                          <w:rFonts w:ascii="Avenir Next LT Pro" w:hAnsi="Avenir Next LT Pro"/>
+                          <w:sz w:val="20"/>
+                          <w:szCs w:val="20"/>
+                        </w:rPr>
+                        <w:t xml:space="preserve">The Thunder do have another option though: attempt to acquire Jones in a sign-and-trade. </w:t>
+                      </w:r>
+                      <w:r>
+                        <w:rPr>
+                          <w:rFonts w:ascii="Avenir Next LT Pro" w:hAnsi="Avenir Next LT Pro"/>
+                          <w:sz w:val="20"/>
+                          <w:szCs w:val="20"/>
+                        </w:rPr>
+                        <w:t>The Pelicans wouldn’t be able to receive a player like Lu Dort in the trade, who may not be in the Thunder’s long-term plan after they drafted Cason Wallace, due to base year compensation rules. NOLA could try to take back a lower salary, shot-in-the-dark type player like Mann, Wiggins, or Robinson-Earl, but it may not be worth it for them to hard-cap themselves at the first apron to do so</w:t>
+                      </w:r>
+                      <w:r>
+                        <w:rPr>
+                          <w:rFonts w:ascii="Avenir Next LT Pro" w:hAnsi="Avenir Next LT Pro"/>
+                          <w:sz w:val="20"/>
+                          <w:szCs w:val="20"/>
+                        </w:rPr>
+                        <w:t xml:space="preserve"> (since they are already pre</w:t>
+                      </w:r>
+                      <w:r>
+                        <w:rPr>
+                          <w:rFonts w:ascii="Avenir Next LT Pro" w:hAnsi="Avenir Next LT Pro"/>
+                          <w:sz w:val="20"/>
+                          <w:szCs w:val="20"/>
+                        </w:rPr>
+                        <w:t>tty close to that salary amount already)</w:t>
+                      </w:r>
+                      <w:r>
+                        <w:rPr>
+                          <w:rFonts w:ascii="Avenir Next LT Pro" w:hAnsi="Avenir Next LT Pro"/>
+                          <w:sz w:val="20"/>
+                          <w:szCs w:val="20"/>
+                        </w:rPr>
+                        <w:t>. The Thunder have plenty of draft assets still, so if they want to get this done, that may be what it takes.</w:t>
+                      </w:r>
+                    </w:p>
+                  </w:txbxContent>
+                </v:textbox>
+              </v:shape>
+            </w:pict>
+          </mc:Fallback>
+        </mc:AlternateContent>
+      </w:r>
     </w:p>
     <w:p>
       <w:pPr>
@@ -16873,7 +16905,55 @@
                                 <w:sz w:val="26"/>
                                 <w:szCs w:val="26"/>
                               </w:rPr>
-                              <w:t>The Mid-Level Exception is a tool that teams can use to sign players in free agency, even when they have no cap space. There are 3 different versions of it, and each team has access to one, depending where their salaries are in relation to the luxury tax. The largest of the 3 is the Non-Taxpayer MLE</w:t>
+                              <w:t xml:space="preserve">The Mid-Level Exception is a tool that teams can use to sign players in free agency, even when they have no cap space. There are 3 different versions of it, and </w:t>
+                            </w:r>
+                            <w:r>
+                              <w:rPr>
+                                <w:rFonts w:ascii="Avenir Next LT Pro" w:hAnsi="Avenir Next LT Pro" w:cs="Arial"/>
+                                <w:sz w:val="26"/>
+                                <w:szCs w:val="26"/>
+                              </w:rPr>
+                              <w:t>most</w:t>
+                            </w:r>
+                            <w:r>
+                              <w:rPr>
+                                <w:rFonts w:ascii="Avenir Next LT Pro" w:hAnsi="Avenir Next LT Pro" w:cs="Arial"/>
+                                <w:sz w:val="26"/>
+                                <w:szCs w:val="26"/>
+                              </w:rPr>
+                              <w:t xml:space="preserve"> team</w:t>
+                            </w:r>
+                            <w:r>
+                              <w:rPr>
+                                <w:rFonts w:ascii="Avenir Next LT Pro" w:hAnsi="Avenir Next LT Pro" w:cs="Arial"/>
+                                <w:sz w:val="26"/>
+                                <w:szCs w:val="26"/>
+                              </w:rPr>
+                              <w:t>s</w:t>
+                            </w:r>
+                            <w:r>
+                              <w:rPr>
+                                <w:rFonts w:ascii="Avenir Next LT Pro" w:hAnsi="Avenir Next LT Pro" w:cs="Arial"/>
+                                <w:sz w:val="26"/>
+                                <w:szCs w:val="26"/>
+                              </w:rPr>
+                              <w:t xml:space="preserve"> ha</w:t>
+                            </w:r>
+                            <w:r>
+                              <w:rPr>
+                                <w:rFonts w:ascii="Avenir Next LT Pro" w:hAnsi="Avenir Next LT Pro" w:cs="Arial"/>
+                                <w:sz w:val="26"/>
+                                <w:szCs w:val="26"/>
+                              </w:rPr>
+                              <w:t>ve</w:t>
+                            </w:r>
+                            <w:r>
+                              <w:rPr>
+                                <w:rFonts w:ascii="Avenir Next LT Pro" w:hAnsi="Avenir Next LT Pro" w:cs="Arial"/>
+                                <w:sz w:val="26"/>
+                                <w:szCs w:val="26"/>
+                              </w:rPr>
+                              <w:t xml:space="preserve"> access to one, depending where their salaries are in relation to the luxury tax. The largest of the 3 is the Non-Taxpayer MLE</w:t>
                             </w:r>
                             <w:r>
                               <w:rPr>
@@ -17010,7 +17090,55 @@
                           <w:sz w:val="26"/>
                           <w:szCs w:val="26"/>
                         </w:rPr>
-                        <w:t>The Mid-Level Exception is a tool that teams can use to sign players in free agency, even when they have no cap space. There are 3 different versions of it, and each team has access to one, depending where their salaries are in relation to the luxury tax. The largest of the 3 is the Non-Taxpayer MLE</w:t>
+                        <w:t xml:space="preserve">The Mid-Level Exception is a tool that teams can use to sign players in free agency, even when they have no cap space. There are 3 different versions of it, and </w:t>
+                      </w:r>
+                      <w:r>
+                        <w:rPr>
+                          <w:rFonts w:ascii="Avenir Next LT Pro" w:hAnsi="Avenir Next LT Pro" w:cs="Arial"/>
+                          <w:sz w:val="26"/>
+                          <w:szCs w:val="26"/>
+                        </w:rPr>
+                        <w:t>most</w:t>
+                      </w:r>
+                      <w:r>
+                        <w:rPr>
+                          <w:rFonts w:ascii="Avenir Next LT Pro" w:hAnsi="Avenir Next LT Pro" w:cs="Arial"/>
+                          <w:sz w:val="26"/>
+                          <w:szCs w:val="26"/>
+                        </w:rPr>
+                        <w:t xml:space="preserve"> team</w:t>
+                      </w:r>
+                      <w:r>
+                        <w:rPr>
+                          <w:rFonts w:ascii="Avenir Next LT Pro" w:hAnsi="Avenir Next LT Pro" w:cs="Arial"/>
+                          <w:sz w:val="26"/>
+                          <w:szCs w:val="26"/>
+                        </w:rPr>
+                        <w:t>s</w:t>
+                      </w:r>
+                      <w:r>
+                        <w:rPr>
+                          <w:rFonts w:ascii="Avenir Next LT Pro" w:hAnsi="Avenir Next LT Pro" w:cs="Arial"/>
+                          <w:sz w:val="26"/>
+                          <w:szCs w:val="26"/>
+                        </w:rPr>
+                        <w:t xml:space="preserve"> ha</w:t>
+                      </w:r>
+                      <w:r>
+                        <w:rPr>
+                          <w:rFonts w:ascii="Avenir Next LT Pro" w:hAnsi="Avenir Next LT Pro" w:cs="Arial"/>
+                          <w:sz w:val="26"/>
+                          <w:szCs w:val="26"/>
+                        </w:rPr>
+                        <w:t>ve</w:t>
+                      </w:r>
+                      <w:r>
+                        <w:rPr>
+                          <w:rFonts w:ascii="Avenir Next LT Pro" w:hAnsi="Avenir Next LT Pro" w:cs="Arial"/>
+                          <w:sz w:val="26"/>
+                          <w:szCs w:val="26"/>
+                        </w:rPr>
+                        <w:t xml:space="preserve"> access to one, depending where their salaries are in relation to the luxury tax. The largest of the 3 is the Non-Taxpayer MLE</w:t>
                       </w:r>
                       <w:r>
                         <w:rPr>
@@ -23219,7 +23347,23 @@
                                 <w:sz w:val="18"/>
                                 <w:szCs w:val="18"/>
                               </w:rPr>
-                              <w:t xml:space="preserve">Technically, Williams probably isn’t going to be in the MLE Market. My model predicts his to get more than the full NTMLE and I agree, but I wanted to include him somewhere in my Free Agency Overview. Williams may be one of the most impactful free agents. </w:t>
+                              <w:t>Technically, Williams probably isn’t going to be in the MLE Market. My model predicts hi</w:t>
+                            </w:r>
+                            <w:r>
+                              <w:rPr>
+                                <w:rFonts w:ascii="Avenir Next LT Pro" w:hAnsi="Avenir Next LT Pro"/>
+                                <w:sz w:val="18"/>
+                                <w:szCs w:val="18"/>
+                              </w:rPr>
+                              <w:t>m</w:t>
+                            </w:r>
+                            <w:r>
+                              <w:rPr>
+                                <w:rFonts w:ascii="Avenir Next LT Pro" w:hAnsi="Avenir Next LT Pro"/>
+                                <w:sz w:val="18"/>
+                                <w:szCs w:val="18"/>
+                              </w:rPr>
+                              <w:t xml:space="preserve"> to get more than the full NTMLE and I agree, but I wanted to include him somewhere in my Free Agency Overview. Williams may be one of the most impactful free agents. </w:t>
                             </w:r>
                             <w:r>
                               <w:rPr>
@@ -23334,7 +23478,23 @@
                           <w:sz w:val="18"/>
                           <w:szCs w:val="18"/>
                         </w:rPr>
-                        <w:t xml:space="preserve">Technically, Williams probably isn’t going to be in the MLE Market. My model predicts his to get more than the full NTMLE and I agree, but I wanted to include him somewhere in my Free Agency Overview. Williams may be one of the most impactful free agents. </w:t>
+                        <w:t>Technically, Williams probably isn’t going to be in the MLE Market. My model predicts hi</w:t>
+                      </w:r>
+                      <w:r>
+                        <w:rPr>
+                          <w:rFonts w:ascii="Avenir Next LT Pro" w:hAnsi="Avenir Next LT Pro"/>
+                          <w:sz w:val="18"/>
+                          <w:szCs w:val="18"/>
+                        </w:rPr>
+                        <w:t>m</w:t>
+                      </w:r>
+                      <w:r>
+                        <w:rPr>
+                          <w:rFonts w:ascii="Avenir Next LT Pro" w:hAnsi="Avenir Next LT Pro"/>
+                          <w:sz w:val="18"/>
+                          <w:szCs w:val="18"/>
+                        </w:rPr>
+                        <w:t xml:space="preserve"> to get more than the full NTMLE and I agree, but I wanted to include him somewhere in my Free Agency Overview. Williams may be one of the most impactful free agents. </w:t>
                       </w:r>
                       <w:r>
                         <w:rPr>
@@ -23936,16 +24096,7 @@
                                 <w:sz w:val="19"/>
                                 <w:szCs w:val="19"/>
                               </w:rPr>
-                              <w:t>17.7</w:t>
-                            </w:r>
-                            <w:r>
-                              <w:rPr>
-                                <w:rFonts w:ascii="Avenir Next LT Pro" w:hAnsi="Avenir Next LT Pro"/>
-                                <w:color w:val="00B050"/>
-                                <w:sz w:val="19"/>
-                                <w:szCs w:val="19"/>
-                              </w:rPr>
-                              <w:t xml:space="preserve">M </w:t>
+                              <w:t xml:space="preserve">17.7M </w:t>
                             </w:r>
                             <w:r>
                               <w:rPr>
@@ -23983,25 +24134,7 @@
                                 <w:sz w:val="19"/>
                                 <w:szCs w:val="19"/>
                               </w:rPr>
-                              <w:t xml:space="preserve">        </w:t>
-                            </w:r>
-                            <w:r>
-                              <w:rPr>
-                                <w:rFonts w:ascii="Avenir Next LT Pro" w:hAnsi="Avenir Next LT Pro"/>
-                                <w:color w:val="7030A0"/>
-                                <w:sz w:val="19"/>
-                                <w:szCs w:val="19"/>
-                              </w:rPr>
-                              <w:t>Year</w:t>
-                            </w:r>
-                            <w:r>
-                              <w:rPr>
-                                <w:rFonts w:ascii="Avenir Next LT Pro" w:hAnsi="Avenir Next LT Pro"/>
-                                <w:color w:val="7030A0"/>
-                                <w:sz w:val="19"/>
-                                <w:szCs w:val="19"/>
-                              </w:rPr>
-                              <w:t xml:space="preserve"> </w:t>
+                              <w:t xml:space="preserve">        Year </w:t>
                             </w:r>
                             <w:r>
                               <w:rPr>
@@ -24153,16 +24286,7 @@
                           <w:sz w:val="19"/>
                           <w:szCs w:val="19"/>
                         </w:rPr>
-                        <w:t>17.7</w:t>
-                      </w:r>
-                      <w:r>
-                        <w:rPr>
-                          <w:rFonts w:ascii="Avenir Next LT Pro" w:hAnsi="Avenir Next LT Pro"/>
-                          <w:color w:val="00B050"/>
-                          <w:sz w:val="19"/>
-                          <w:szCs w:val="19"/>
-                        </w:rPr>
-                        <w:t xml:space="preserve">M </w:t>
+                        <w:t xml:space="preserve">17.7M </w:t>
                       </w:r>
                       <w:r>
                         <w:rPr>
@@ -24200,25 +24324,7 @@
                           <w:sz w:val="19"/>
                           <w:szCs w:val="19"/>
                         </w:rPr>
-                        <w:t xml:space="preserve">        </w:t>
-                      </w:r>
-                      <w:r>
-                        <w:rPr>
-                          <w:rFonts w:ascii="Avenir Next LT Pro" w:hAnsi="Avenir Next LT Pro"/>
-                          <w:color w:val="7030A0"/>
-                          <w:sz w:val="19"/>
-                          <w:szCs w:val="19"/>
-                        </w:rPr>
-                        <w:t>Year</w:t>
-                      </w:r>
-                      <w:r>
-                        <w:rPr>
-                          <w:rFonts w:ascii="Avenir Next LT Pro" w:hAnsi="Avenir Next LT Pro"/>
-                          <w:color w:val="7030A0"/>
-                          <w:sz w:val="19"/>
-                          <w:szCs w:val="19"/>
-                        </w:rPr>
-                        <w:t xml:space="preserve"> </w:t>
+                        <w:t xml:space="preserve">        Year </w:t>
                       </w:r>
                       <w:r>
                         <w:rPr>
@@ -24468,16 +24574,7 @@
                                 <w:sz w:val="19"/>
                                 <w:szCs w:val="19"/>
                               </w:rPr>
-                              <w:t>5</w:t>
-                            </w:r>
-                            <w:r>
-                              <w:rPr>
-                                <w:rFonts w:ascii="Avenir Next LT Pro" w:hAnsi="Avenir Next LT Pro"/>
-                                <w:color w:val="00B050"/>
-                                <w:sz w:val="19"/>
-                                <w:szCs w:val="19"/>
-                              </w:rPr>
-                              <w:t xml:space="preserve">M </w:t>
+                              <w:t xml:space="preserve">5M </w:t>
                             </w:r>
                             <w:r>
                               <w:rPr>
@@ -24675,16 +24772,7 @@
                           <w:sz w:val="19"/>
                           <w:szCs w:val="19"/>
                         </w:rPr>
-                        <w:t>5</w:t>
-                      </w:r>
-                      <w:r>
-                        <w:rPr>
-                          <w:rFonts w:ascii="Avenir Next LT Pro" w:hAnsi="Avenir Next LT Pro"/>
-                          <w:color w:val="00B050"/>
-                          <w:sz w:val="19"/>
-                          <w:szCs w:val="19"/>
-                        </w:rPr>
-                        <w:t xml:space="preserve">M </w:t>
+                        <w:t xml:space="preserve">5M </w:t>
                       </w:r>
                       <w:r>
                         <w:rPr>
@@ -24873,25 +24961,7 @@
                                 <w:sz w:val="18"/>
                                 <w:szCs w:val="18"/>
                               </w:rPr>
-                              <w:t>$</w:t>
-                            </w:r>
-                            <w:r>
-                              <w:rPr>
-                                <w:rFonts w:ascii="Avenir Next LT Pro" w:hAnsi="Avenir Next LT Pro"/>
-                                <w:color w:val="00B050"/>
-                                <w:sz w:val="18"/>
-                                <w:szCs w:val="18"/>
-                              </w:rPr>
-                              <w:t>3.5</w:t>
-                            </w:r>
-                            <w:r>
-                              <w:rPr>
-                                <w:rFonts w:ascii="Avenir Next LT Pro" w:hAnsi="Avenir Next LT Pro"/>
-                                <w:color w:val="00B050"/>
-                                <w:sz w:val="18"/>
-                                <w:szCs w:val="18"/>
-                              </w:rPr>
-                              <w:t xml:space="preserve">M </w:t>
+                              <w:t xml:space="preserve">$3.5M </w:t>
                             </w:r>
                             <w:r>
                               <w:rPr>
@@ -24909,25 +24979,7 @@
                                 <w:sz w:val="18"/>
                                 <w:szCs w:val="18"/>
                               </w:rPr>
-                              <w:t>2</w:t>
-                            </w:r>
-                            <w:r>
-                              <w:rPr>
-                                <w:rFonts w:ascii="Avenir Next LT Pro" w:hAnsi="Avenir Next LT Pro"/>
-                                <w:color w:val="7030A0"/>
-                                <w:sz w:val="18"/>
-                                <w:szCs w:val="18"/>
-                              </w:rPr>
-                              <w:t xml:space="preserve"> Year</w:t>
-                            </w:r>
-                            <w:r>
-                              <w:rPr>
-                                <w:rFonts w:ascii="Avenir Next LT Pro" w:hAnsi="Avenir Next LT Pro"/>
-                                <w:color w:val="7030A0"/>
-                                <w:sz w:val="18"/>
-                                <w:szCs w:val="18"/>
-                              </w:rPr>
-                              <w:t xml:space="preserve"> </w:t>
+                              <w:t xml:space="preserve">2 Year </w:t>
                             </w:r>
                             <w:r>
                               <w:rPr>
@@ -25168,25 +25220,7 @@
                           <w:sz w:val="18"/>
                           <w:szCs w:val="18"/>
                         </w:rPr>
-                        <w:t>$</w:t>
-                      </w:r>
-                      <w:r>
-                        <w:rPr>
-                          <w:rFonts w:ascii="Avenir Next LT Pro" w:hAnsi="Avenir Next LT Pro"/>
-                          <w:color w:val="00B050"/>
-                          <w:sz w:val="18"/>
-                          <w:szCs w:val="18"/>
-                        </w:rPr>
-                        <w:t>3.5</w:t>
-                      </w:r>
-                      <w:r>
-                        <w:rPr>
-                          <w:rFonts w:ascii="Avenir Next LT Pro" w:hAnsi="Avenir Next LT Pro"/>
-                          <w:color w:val="00B050"/>
-                          <w:sz w:val="18"/>
-                          <w:szCs w:val="18"/>
-                        </w:rPr>
-                        <w:t xml:space="preserve">M </w:t>
+                        <w:t xml:space="preserve">$3.5M </w:t>
                       </w:r>
                       <w:r>
                         <w:rPr>
@@ -25204,25 +25238,7 @@
                           <w:sz w:val="18"/>
                           <w:szCs w:val="18"/>
                         </w:rPr>
-                        <w:t>2</w:t>
-                      </w:r>
-                      <w:r>
-                        <w:rPr>
-                          <w:rFonts w:ascii="Avenir Next LT Pro" w:hAnsi="Avenir Next LT Pro"/>
-                          <w:color w:val="7030A0"/>
-                          <w:sz w:val="18"/>
-                          <w:szCs w:val="18"/>
-                        </w:rPr>
-                        <w:t xml:space="preserve"> Year</w:t>
-                      </w:r>
-                      <w:r>
-                        <w:rPr>
-                          <w:rFonts w:ascii="Avenir Next LT Pro" w:hAnsi="Avenir Next LT Pro"/>
-                          <w:color w:val="7030A0"/>
-                          <w:sz w:val="18"/>
-                          <w:szCs w:val="18"/>
-                        </w:rPr>
-                        <w:t xml:space="preserve"> </w:t>
+                        <w:t xml:space="preserve">2 Year </w:t>
                       </w:r>
                       <w:r>
                         <w:rPr>
